--- a/docs/originals/Insight-Engine-Architecture-v0.1.9.docx
+++ b/docs/originals/Insight-Engine-Architecture-v0.1.9.docx
@@ -4701,7 +4701,7 @@
           </w:tcPr>
           <w:p>
             <w:r>
-              <w:t>The attribution ceiling, shipped as a grading rule in verify and analyse: an official account's finding that a named person or group erred is an attribution — the fact of the finding may grade [V1]; the blame itself never grades as established fact and routes to the operator. Evidenced across the T-IM test programme (zero attribution errors in 18 blind rater-checks with the rule, repeated slips without). The incident mode itself is NOT shipped: benefit gate failed at the Fable 5 frontier, cleared on Opus 4.8 (one measurement); safety and proportionality gates pending; spec on file.</w:t>
+              <w:t>The attribution ceiling, shipped as a grading rule in verify and analyse: an official account's finding that a named person or group erred is an attribution — the fact of the finding may grade [V1]; the blame itself never grades as established fact and routes to the operator. Evidenced across the T-IM test programme (zero attribution errors in 18 blind rater-checks with the rule, repeated slips without). The incident mode itself is NOT shipped — finally declined after the full gate programme: benefit failed at the Fable 5 frontier; safety and proportionality gates passed on Opus 4.8; the East Kent replication against this v0.1.9 baseline scored below baseline (the attribution ceiling proved to be the mode's active ingredient). Spec on file; v0.1.9 is the programme's final shipped state.</w:t>
             </w:r>
           </w:p>
         </w:tc>
